--- a/site/docs/researchtranscript-app-blatt-de.docx
+++ b/site/docs/researchtranscript-app-blatt-de.docx
@@ -28,13 +28,51 @@
         <w:t xml:space="preserve"> </w:t>
       </w:r>
       <w:r>
-        <w:t xml:space="preserve">Projektleitung, Ethikkommission oder Kolleg:innen. Stand 11. September</w:t>
-      </w:r>
-      <w:r>
-        <w:t xml:space="preserve"> </w:t>
-      </w:r>
-      <w:r>
-        <w:t xml:space="preserve">2026, Version 0.4.0.</w:t>
+        <w:t xml:space="preserve">Projektleitung, Ethikkommission oder Kolleg:innen. Stand 18. September</w:t>
+      </w:r>
+      <w:r>
+        <w:t xml:space="preserve"> </w:t>
+      </w:r>
+      <w:r>
+        <w:t xml:space="preserve">2026, Version 0.6.0.</w:t>
+      </w:r>
+    </w:p>
+    <w:p>
+      <w:pPr>
+        <w:pStyle w:val="BodyText"/>
+      </w:pPr>
+      <w:r>
+        <w:t xml:space="preserve">Dieses Blatt ist die allgemeine Vorlage. Seit 0.6.0 erzeugt die App</w:t>
+      </w:r>
+      <w:r>
+        <w:t xml:space="preserve"> </w:t>
+      </w:r>
+      <w:r>
+        <w:t xml:space="preserve">selbst die Fassung zum einzelnen Transkript (Editor › Export ›</w:t>
+      </w:r>
+      <w:r>
+        <w:t xml:space="preserve"> </w:t>
+      </w:r>
+      <w:r>
+        <w:t xml:space="preserve">«Dokumentationspaket (.zip) …»): Transkriptionsprotokoll mit dem</w:t>
+      </w:r>
+      <w:r>
+        <w:t xml:space="preserve"> </w:t>
+      </w:r>
+      <w:r>
+        <w:t xml:space="preserve">tatsächlich verwendeten Modell samt Version und dem gemessenen Mass der</w:t>
+      </w:r>
+      <w:r>
+        <w:t xml:space="preserve"> </w:t>
+      </w:r>
+      <w:r>
+        <w:t xml:space="preserve">Bearbeitung von Hand, Methodenabsatz, Tatsachen für den Datenschutz,</w:t>
+      </w:r>
+      <w:r>
+        <w:t xml:space="preserve"> </w:t>
+      </w:r>
+      <w:r>
+        <w:t xml:space="preserve">Datenblatt für das Repositorium und Zitierdatei.</w:t>
       </w:r>
     </w:p>
     <w:bookmarkStart w:id="9" w:name="was-die-app-tut"/>
@@ -81,25 +119,31 @@
         <w:t xml:space="preserve"> </w:t>
       </w:r>
       <w:r>
-        <w:t xml:space="preserve">CSV, Text). Videoaufnahmen (MP4/MOV) nimmt sie ebenfalls an: der Ton</w:t>
-      </w:r>
-      <w:r>
-        <w:t xml:space="preserve"> </w:t>
-      </w:r>
-      <w:r>
-        <w:t xml:space="preserve">wird ausgelesen, das Video bleibt unverändert beim Transkript und</w:t>
-      </w:r>
-      <w:r>
-        <w:t xml:space="preserve"> </w:t>
-      </w:r>
-      <w:r>
-        <w:t xml:space="preserve">verlässt den Rechner nur, wenn man es beim REFI-QDA-Export ausdrücklich</w:t>
-      </w:r>
-      <w:r>
-        <w:t xml:space="preserve"> </w:t>
-      </w:r>
-      <w:r>
-        <w:t xml:space="preserve">mitgibt. Alles davon geschieht auf dem eigenen Mac.</w:t>
+        <w:t xml:space="preserve">CSV, Text, Markdown, Word). Videoaufnahmen (MP4/MOV) nimmt sie ebenfalls</w:t>
+      </w:r>
+      <w:r>
+        <w:t xml:space="preserve"> </w:t>
+      </w:r>
+      <w:r>
+        <w:t xml:space="preserve">an: der Ton wird ausgelesen, das Video bleibt unverändert beim</w:t>
+      </w:r>
+      <w:r>
+        <w:t xml:space="preserve"> </w:t>
+      </w:r>
+      <w:r>
+        <w:t xml:space="preserve">Transkript und verlässt den Rechner nur, wenn man es beim</w:t>
+      </w:r>
+      <w:r>
+        <w:t xml:space="preserve"> </w:t>
+      </w:r>
+      <w:r>
+        <w:t xml:space="preserve">REFI-QDA-Export ausdrücklich mitgibt. Alles davon geschieht auf dem</w:t>
+      </w:r>
+      <w:r>
+        <w:t xml:space="preserve"> </w:t>
+      </w:r>
+      <w:r>
+        <w:t xml:space="preserve">eigenen Mac.</w:t>
       </w:r>
     </w:p>
     <w:bookmarkEnd w:id="9"/>
@@ -181,7 +225,7 @@
               <w:pStyle w:val="Compact"/>
             </w:pPr>
             <w:r>
-              <w:t xml:space="preserve">whisper.cpp mit Modell</w:t>
+              <w:t xml:space="preserve">whisper.cpp 1.8.2 mit Modell</w:t>
             </w:r>
             <w:r>
               <w:t xml:space="preserve"> </w:t>
@@ -223,7 +267,7 @@
               <w:pStyle w:val="Compact"/>
             </w:pPr>
             <w:r>
-              <w:t xml:space="preserve">lokal, auf der Grafikeinheit des Macs</w:t>
+              <w:t xml:space="preserve">lokal, als Hilfsprogramm aus dem App-Paket, auf der Grafikeinheit des Macs (Metal)</w:t>
             </w:r>
           </w:p>
         </w:tc>
@@ -236,7 +280,7 @@
               <w:pStyle w:val="Compact"/>
             </w:pPr>
             <w:r>
-              <w:t xml:space="preserve">silero-vad</w:t>
+              <w:t xml:space="preserve">Silero VAD 5.1.2 (in whisper.cpp)</w:t>
             </w:r>
           </w:p>
         </w:tc>
@@ -247,7 +291,7 @@
               <w:pStyle w:val="Compact"/>
             </w:pPr>
             <w:r>
-              <w:t xml:space="preserve">Sprachaktivität: erkennt, wo überhaupt gesprochen wird</w:t>
+              <w:t xml:space="preserve">Sprachaktivität: erkennt, wo überhaupt gesprochen wird. Nur bei ausgeschalteter Sprechertrennung; sonst schneidet die Sprechertrennung die Blöcke</w:t>
             </w:r>
           </w:p>
         </w:tc>
@@ -269,7 +313,7 @@
               <w:pStyle w:val="Compact"/>
             </w:pPr>
             <w:r>
-              <w:t xml:space="preserve">lokal</w:t>
+              <w:t xml:space="preserve">lokal, im selben Hilfsprogramm</w:t>
             </w:r>
           </w:p>
         </w:tc>
@@ -282,7 +326,7 @@
               <w:pStyle w:val="Compact"/>
             </w:pPr>
             <w:r>
-              <w:t xml:space="preserve">SpeakerKit (pyannote community-1)</w:t>
+              <w:t xml:space="preserve">SpeakerKit (Argmax) mit den Modellen pyannote segmentation-3.0, WeSpeaker ResNet34 und pyannote community-1</w:t>
             </w:r>
           </w:p>
         </w:tc>
@@ -293,7 +337,7 @@
               <w:pStyle w:val="Compact"/>
             </w:pPr>
             <w:r>
-              <w:t xml:space="preserve">Sprechertrennung: erkennt Sprecherwechsel samt Überlappung und gruppiert die Stimmen</w:t>
+              <w:t xml:space="preserve">Sprechertrennung: erkennt Sprecherwechsel samt Überlappung und gruppiert die Stimmen; abschaltbar</w:t>
             </w:r>
           </w:p>
         </w:tc>
@@ -304,7 +348,7 @@
               <w:pStyle w:val="Compact"/>
             </w:pPr>
             <w:r>
-              <w:t xml:space="preserve">Modell pyannote community-1 (CC BY 4.0), von Argmax nach Core ML umgewandelt und quantisiert; Laufzeit SpeakerKit von Argmax (MIT)</w:t>
+              <w:t xml:space="preserve">Modelle aus pyannote speaker-diarization-community-1 (CC BY 4.0), von Argmax nach Core ML umgewandelt; Laufzeit SpeakerKit von Argmax (MIT)</w:t>
             </w:r>
           </w:p>
         </w:tc>
@@ -315,7 +359,7 @@
               <w:pStyle w:val="Compact"/>
             </w:pPr>
             <w:r>
-              <w:t xml:space="preserve">lokal, auf der Neural Engine des Macs</w:t>
+              <w:t xml:space="preserve">lokal, in der App, über Core ML</w:t>
             </w:r>
           </w:p>
         </w:tc>
@@ -326,7 +370,19 @@
         <w:pStyle w:val="BodyText"/>
       </w:pPr>
       <w:r>
-        <w:t xml:space="preserve">Alle drei Modelle liegen im Programmpaket. Es gibt keinen Zugang zu</w:t>
+        <w:t xml:space="preserve">Alle Modelle liegen im Programmpaket; die App lädt weder Modelle noch</w:t>
+      </w:r>
+      <w:r>
+        <w:t xml:space="preserve"> </w:t>
+      </w:r>
+      <w:r>
+        <w:t xml:space="preserve">Programmteile nach. Den Ton liest macOS selbst (AVFoundation), MP3</w:t>
+      </w:r>
+      <w:r>
+        <w:t xml:space="preserve"> </w:t>
+      </w:r>
+      <w:r>
+        <w:t xml:space="preserve">schreibt LAME (LGPL, dynamisch gelinkt). Es gibt keinen Zugang zu</w:t>
       </w:r>
       <w:r>
         <w:t xml:space="preserve"> </w:t>
@@ -362,25 +418,25 @@
           <w:b/>
           <w:bCs/>
         </w:rPr>
-        <w:t xml:space="preserve">Keine generative KI.</w:t>
-      </w:r>
-      <w:r>
-        <w:t xml:space="preserve"> </w:t>
-      </w:r>
-      <w:r>
-        <w:t xml:space="preserve">Nichts wird zusammengefasst, umformuliert oder</w:t>
-      </w:r>
-      <w:r>
-        <w:t xml:space="preserve"> </w:t>
-      </w:r>
-      <w:r>
-        <w:t xml:space="preserve">interpretiert. Die App liefert, was gesagt wurde — nicht, was gemeint</w:t>
-      </w:r>
-      <w:r>
-        <w:t xml:space="preserve"> </w:t>
-      </w:r>
-      <w:r>
-        <w:t xml:space="preserve">war.</w:t>
+        <w:t xml:space="preserve">Kein Zusammenfassen, kein Umformulieren.</w:t>
+      </w:r>
+      <w:r>
+        <w:t xml:space="preserve"> </w:t>
+      </w:r>
+      <w:r>
+        <w:t xml:space="preserve">Die App fasst nichts</w:t>
+      </w:r>
+      <w:r>
+        <w:t xml:space="preserve"> </w:t>
+      </w:r>
+      <w:r>
+        <w:t xml:space="preserve">zusammen und formuliert nichts um. Die Modelle lernen nicht aus den</w:t>
+      </w:r>
+      <w:r>
+        <w:t xml:space="preserve"> </w:t>
+      </w:r>
+      <w:r>
+        <w:t xml:space="preserve">Aufnahmen.</w:t>
       </w:r>
     </w:p>
     <w:p>
@@ -398,13 +454,13 @@
         <w:t xml:space="preserve"> </w:t>
       </w:r>
       <w:r>
-        <w:t xml:space="preserve">Whisper ist ein neuronales Modell. Wo</w:t>
-      </w:r>
-      <w:r>
-        <w:t xml:space="preserve"> </w:t>
-      </w:r>
-      <w:r>
-        <w:t xml:space="preserve">es nichts versteht (Nebengeräusche, Dialekt, Überlappungen), kann es</w:t>
+        <w:t xml:space="preserve">Die Spracherkennung ist ein KI-Modell.</w:t>
+      </w:r>
+      <w:r>
+        <w:t xml:space="preserve"> </w:t>
+      </w:r>
+      <w:r>
+        <w:t xml:space="preserve">Wo es nichts versteht (Nebengeräusche, Dialekt, Überlappungen), kann es</w:t>
       </w:r>
       <w:r>
         <w:t xml:space="preserve"> </w:t>
@@ -492,13 +548,19 @@
         </w:numPr>
       </w:pPr>
       <w:r>
-        <w:t xml:space="preserve">Lizenz: AGPL-3.0-or-later — freie Software, darf genutzt, geprüft,</w:t>
-      </w:r>
-      <w:r>
-        <w:t xml:space="preserve"> </w:t>
-      </w:r>
-      <w:r>
-        <w:t xml:space="preserve">verändert und weitergegeben werden</w:t>
+        <w:t xml:space="preserve">Lizenz: AGPL-3.0-or-later, mit einer Zusatzerlaubnis für den Vertrieb</w:t>
+      </w:r>
+      <w:r>
+        <w:t xml:space="preserve"> </w:t>
+      </w:r>
+      <w:r>
+        <w:t xml:space="preserve">über den App Store — freie Software, darf genutzt, geprüft, verändert</w:t>
+      </w:r>
+      <w:r>
+        <w:t xml:space="preserve"> </w:t>
+      </w:r>
+      <w:r>
+        <w:t xml:space="preserve">und weitergegeben werden</w:t>
       </w:r>
     </w:p>
     <w:p>
@@ -539,13 +601,13 @@
         </w:numPr>
       </w:pPr>
       <w:r>
-        <w:t xml:space="preserve">Installationspaket: signiert und notarisiert mit Apple Developer ID,</w:t>
-      </w:r>
-      <w:r>
-        <w:t xml:space="preserve"> </w:t>
-      </w:r>
-      <w:r>
-        <w:t xml:space="preserve">Prüfsumme bei jedem Release auf GitHub</w:t>
+        <w:t xml:space="preserve">Installationspaket (DMG): signiert und notarisiert mit Apple</w:t>
+      </w:r>
+      <w:r>
+        <w:t xml:space="preserve"> </w:t>
+      </w:r>
+      <w:r>
+        <w:t xml:space="preserve">Developer ID, bei den Releases auf GitHub, mit Prüfsumme</w:t>
       </w:r>
     </w:p>
     <w:p>
@@ -585,7 +647,7 @@
         </w:numPr>
       </w:pPr>
       <w:r>
-        <w:t xml:space="preserve">Die App baut</w:t>
+        <w:t xml:space="preserve">Die App überträgt</w:t>
       </w:r>
       <w:r>
         <w:t xml:space="preserve"> </w:t>
@@ -595,25 +657,55 @@
           <w:b/>
           <w:bCs/>
         </w:rPr>
-        <w:t xml:space="preserve">keine ausgehenden Netzverbindungen</w:t>
-      </w:r>
-      <w:r>
-        <w:t xml:space="preserve"> </w:t>
-      </w:r>
-      <w:r>
-        <w:t xml:space="preserve">auf: keine</w:t>
-      </w:r>
-      <w:r>
-        <w:t xml:space="preserve"> </w:t>
-      </w:r>
-      <w:r>
-        <w:t xml:space="preserve">Telemetrie, keine Nutzungsstatistik, keine Update-Prüfung, keine</w:t>
-      </w:r>
-      <w:r>
-        <w:t xml:space="preserve"> </w:t>
-      </w:r>
-      <w:r>
-        <w:t xml:space="preserve">eigenen Absturzberichte.</w:t>
+        <w:t xml:space="preserve">keine Aufnahmen, Texte oder Nutzungsdaten</w:t>
+      </w:r>
+      <w:r>
+        <w:t xml:space="preserve">: kein</w:t>
+      </w:r>
+      <w:r>
+        <w:t xml:space="preserve"> </w:t>
+      </w:r>
+      <w:r>
+        <w:t xml:space="preserve">Konto, keine Telemetrie, keine Update-Prüfung, keine eigenen</w:t>
+      </w:r>
+      <w:r>
+        <w:t xml:space="preserve"> </w:t>
+      </w:r>
+      <w:r>
+        <w:t xml:space="preserve">Absturzberichte, kein Nachladen von Modellen. Die Netzberechtigung</w:t>
+      </w:r>
+      <w:r>
+        <w:t xml:space="preserve"> </w:t>
+      </w:r>
+      <w:r>
+        <w:t xml:space="preserve">von macOS ist nur gesetzt, weil die eingebaute Web-Ansicht sie</w:t>
+      </w:r>
+      <w:r>
+        <w:t xml:space="preserve"> </w:t>
+      </w:r>
+      <w:r>
+        <w:t xml:space="preserve">verlangt; eine Firewall oder</w:t>
+      </w:r>
+      <w:r>
+        <w:t xml:space="preserve"> </w:t>
+      </w:r>
+      <w:r>
+        <w:rPr>
+          <w:rStyle w:val="VerbatimChar"/>
+        </w:rPr>
+        <w:t xml:space="preserve">nettop</w:t>
+      </w:r>
+      <w:r>
+        <w:t xml:space="preserve"> </w:t>
+      </w:r>
+      <w:r>
+        <w:t xml:space="preserve">zeigt, dass keine Verbindung</w:t>
+      </w:r>
+      <w:r>
+        <w:t xml:space="preserve"> </w:t>
+      </w:r>
+      <w:r>
+        <w:t xml:space="preserve">entsteht.</w:t>
       </w:r>
     </w:p>
     <w:p>
@@ -625,7 +717,19 @@
         </w:numPr>
       </w:pPr>
       <w:r>
-        <w:t xml:space="preserve">Ihr interner Dienst hört nur auf der Loopback-Adresse</w:t>
+        <w:t xml:space="preserve">Es gibt keinen internen Dienst: kein Server, kein offener Port. Die</w:t>
+      </w:r>
+      <w:r>
+        <w:t xml:space="preserve"> </w:t>
+      </w:r>
+      <w:r>
+        <w:t xml:space="preserve">Anwendungslogik läuft eingebettet in der App. Nachlesbar für jede</w:t>
+      </w:r>
+      <w:r>
+        <w:t xml:space="preserve"> </w:t>
+      </w:r>
+      <w:r>
+        <w:t xml:space="preserve">Person: Die Shell</w:t>
       </w:r>
       <w:r>
         <w:t xml:space="preserve"> </w:t>
@@ -634,40 +738,19 @@
         <w:rPr>
           <w:rStyle w:val="VerbatimChar"/>
         </w:rPr>
-        <w:t xml:space="preserve">127.0.0.1</w:t>
-      </w:r>
-      <w:r>
-        <w:t xml:space="preserve"> </w:t>
-      </w:r>
-      <w:r>
-        <w:t xml:space="preserve">des eigenen Rechners und weist jede Anfrage von anderswo ab. Der</w:t>
-      </w:r>
-      <w:r>
-        <w:t xml:space="preserve"> </w:t>
-      </w:r>
-      <w:r>
-        <w:t xml:space="preserve">Code dafür steht in</w:t>
-      </w:r>
-      <w:r>
-        <w:t xml:space="preserve"> </w:t>
-      </w:r>
-      <w:r>
-        <w:rPr>
-          <w:rStyle w:val="VerbatimChar"/>
-        </w:rPr>
-        <w:t xml:space="preserve">backend/src/researchtranscript/main.py</w:t>
-      </w:r>
-      <w:r>
-        <w:t xml:space="preserve"> </w:t>
-      </w:r>
-      <w:r>
-        <w:t xml:space="preserve">— für jede</w:t>
-      </w:r>
-      <w:r>
-        <w:t xml:space="preserve"> </w:t>
-      </w:r>
-      <w:r>
-        <w:t xml:space="preserve">Person nachlesbar.</w:t>
+        <w:t xml:space="preserve">frontend/src-tauri/src/lib.rs</w:t>
+      </w:r>
+      <w:r>
+        <w:t xml:space="preserve"> </w:t>
+      </w:r>
+      <w:r>
+        <w:t xml:space="preserve">startet keinen</w:t>
+      </w:r>
+      <w:r>
+        <w:t xml:space="preserve"> </w:t>
+      </w:r>
+      <w:r>
+        <w:t xml:space="preserve">Server und öffnet keinen Port.</w:t>
       </w:r>
     </w:p>
     <w:p>
@@ -679,19 +762,31 @@
         </w:numPr>
       </w:pPr>
       <w:r>
-        <w:t xml:space="preserve">Audio und Transkript liegen ausschliesslich im gewählten</w:t>
-      </w:r>
-      <w:r>
-        <w:t xml:space="preserve"> </w:t>
-      </w:r>
-      <w:r>
-        <w:t xml:space="preserve">Bibliotheksordner. Gelöschtes wandert in einen Papierkorb-Ordner</w:t>
-      </w:r>
-      <w:r>
-        <w:t xml:space="preserve"> </w:t>
-      </w:r>
-      <w:r>
-        <w:t xml:space="preserve">innerhalb der Bibliothek, bis er geleert wird.</w:t>
+        <w:t xml:space="preserve">Die App läuft in der App Sandbox von macOS: Zugriff nur auf Ordner,</w:t>
+      </w:r>
+      <w:r>
+        <w:t xml:space="preserve"> </w:t>
+      </w:r>
+      <w:r>
+        <w:t xml:space="preserve">die im Dialog gewählt wurden, und auf hineingezogene Dateien. Die</w:t>
+      </w:r>
+      <w:r>
+        <w:t xml:space="preserve"> </w:t>
+      </w:r>
+      <w:r>
+        <w:t xml:space="preserve">Berechtigungen stehen in</w:t>
+      </w:r>
+      <w:r>
+        <w:t xml:space="preserve"> </w:t>
+      </w:r>
+      <w:r>
+        <w:rPr>
+          <w:rStyle w:val="VerbatimChar"/>
+        </w:rPr>
+        <w:t xml:space="preserve">frontend/src-tauri/entitlements.plist</w:t>
+      </w:r>
+      <w:r>
+        <w:t xml:space="preserve">.</w:t>
       </w:r>
     </w:p>
     <w:p>
@@ -703,19 +798,133 @@
         </w:numPr>
       </w:pPr>
       <w:r>
-        <w:t xml:space="preserve">Kein Server, kein Cloud-Dienst, kein Benutzerkonto, kein</w:t>
-      </w:r>
-      <w:r>
-        <w:t xml:space="preserve"> </w:t>
-      </w:r>
-      <w:r>
-        <w:t xml:space="preserve">Auftragsverarbeiter, kein Drittlandtransfer — weil nichts übermittelt</w:t>
-      </w:r>
-      <w:r>
-        <w:t xml:space="preserve"> </w:t>
-      </w:r>
-      <w:r>
-        <w:t xml:space="preserve">wird.</w:t>
+        <w:t xml:space="preserve">Aufnahme und Transkript liegen im gewählten Bibliotheksordner, je</w:t>
+      </w:r>
+      <w:r>
+        <w:t xml:space="preserve"> </w:t>
+      </w:r>
+      <w:r>
+        <w:t xml:space="preserve">Transkript ein Unterordner:</w:t>
+      </w:r>
+      <w:r>
+        <w:t xml:space="preserve"> </w:t>
+      </w:r>
+      <w:r>
+        <w:rPr>
+          <w:rStyle w:val="VerbatimChar"/>
+        </w:rPr>
+        <w:t xml:space="preserve">transkript.json</w:t>
+      </w:r>
+      <w:r>
+        <w:t xml:space="preserve"> </w:t>
+      </w:r>
+      <w:r>
+        <w:t xml:space="preserve">(Wortlaut, Sprecher,</w:t>
+      </w:r>
+      <w:r>
+        <w:t xml:space="preserve"> </w:t>
+      </w:r>
+      <w:r>
+        <w:t xml:space="preserve">Memos, Journal, Zotero-Angaben), eine Kopie der Aufnahme, bei Video</w:t>
+      </w:r>
+      <w:r>
+        <w:t xml:space="preserve"> </w:t>
+      </w:r>
+      <w:r>
+        <w:t xml:space="preserve">auch die Videodatei,</w:t>
+      </w:r>
+      <w:r>
+        <w:t xml:space="preserve"> </w:t>
+      </w:r>
+      <w:r>
+        <w:rPr>
+          <w:rStyle w:val="VerbatimChar"/>
+        </w:rPr>
+        <w:t xml:space="preserve">wellenform.json</w:t>
+      </w:r>
+      <w:r>
+        <w:t xml:space="preserve">, dazu</w:t>
+      </w:r>
+      <w:r>
+        <w:t xml:space="preserve"> </w:t>
+      </w:r>
+      <w:r>
+        <w:rPr>
+          <w:rStyle w:val="VerbatimChar"/>
+        </w:rPr>
+        <w:t xml:space="preserve">ausgang.json</w:t>
+      </w:r>
+      <w:r>
+        <w:t xml:space="preserve"> </w:t>
+      </w:r>
+      <w:r>
+        <w:t xml:space="preserve">(Stand,</w:t>
+      </w:r>
+      <w:r>
+        <w:t xml:space="preserve"> </w:t>
+      </w:r>
+      <w:r>
+        <w:t xml:space="preserve">wie ihn die Maschine oder eine importierte Datei lieferte) und</w:t>
+      </w:r>
+      <w:r>
+        <w:t xml:space="preserve"> </w:t>
+      </w:r>
+      <w:r>
+        <w:rPr>
+          <w:rStyle w:val="VerbatimChar"/>
+        </w:rPr>
+        <w:t xml:space="preserve">history/</w:t>
+      </w:r>
+      <w:r>
+        <w:t xml:space="preserve"> </w:t>
+      </w:r>
+      <w:r>
+        <w:t xml:space="preserve">(die letzten 30 Stände). Gelöschtes bleibt im Ordner</w:t>
+      </w:r>
+      <w:r>
+        <w:t xml:space="preserve"> </w:t>
+      </w:r>
+      <w:r>
+        <w:rPr>
+          <w:rStyle w:val="VerbatimChar"/>
+        </w:rPr>
+        <w:t xml:space="preserve">_papierkorb</w:t>
+      </w:r>
+      <w:r>
+        <w:t xml:space="preserve"> </w:t>
+      </w:r>
+      <w:r>
+        <w:t xml:space="preserve">der Bibliothek, bis er im Finder geleert wird.</w:t>
+      </w:r>
+      <w:r>
+        <w:t xml:space="preserve"> </w:t>
+      </w:r>
+      <w:r>
+        <w:t xml:space="preserve">Einstellungen und App-Protokoll liegen im App-Container des</w:t>
+      </w:r>
+      <w:r>
+        <w:t xml:space="preserve"> </w:t>
+      </w:r>
+      <w:r>
+        <w:t xml:space="preserve">Benutzerkontos.</w:t>
+      </w:r>
+    </w:p>
+    <w:p>
+      <w:pPr>
+        <w:pStyle w:val="Compact"/>
+        <w:numPr>
+          <w:ilvl w:val="0"/>
+          <w:numId w:val="1002"/>
+        </w:numPr>
+      </w:pPr>
+      <w:r>
+        <w:t xml:space="preserve">Kein Cloud-Dienst, kein Benutzerkonto, kein Auftragsverarbeiter, kein</w:t>
+      </w:r>
+      <w:r>
+        <w:t xml:space="preserve"> </w:t>
+      </w:r>
+      <w:r>
+        <w:t xml:space="preserve">Drittlandtransfer — weil nichts übermittelt wird.</w:t>
       </w:r>
     </w:p>
     <w:p>
@@ -745,7 +954,7 @@
         <w:t xml:space="preserve"> </w:t>
       </w:r>
       <w:r>
-        <w:t xml:space="preserve">iCloud Drive für den Dokumente-Ordner) und die Diagnosedaten von macOS</w:t>
+        <w:t xml:space="preserve">iCloud Drive für den Dokumente-Ordner) und die Absturzberichte von macOS</w:t>
       </w:r>
       <w:r>
         <w:t xml:space="preserve"> </w:t>
@@ -767,13 +976,13 @@
       </w:r>
     </w:p>
     <w:bookmarkEnd w:id="14"/>
-    <w:bookmarkStart w:id="15" w:name="namen-anonymisieren"/>
+    <w:bookmarkStart w:id="15" w:name="namen-pseudonymisieren"/>
     <w:p>
       <w:pPr>
         <w:pStyle w:val="Heading2"/>
       </w:pPr>
       <w:r>
-        <w:t xml:space="preserve">Namen anonymisieren</w:t>
+        <w:t xml:space="preserve">Namen pseudonymisieren</w:t>
       </w:r>
     </w:p>
     <w:p>
@@ -897,13 +1106,95 @@
         <w:t xml:space="preserve"> </w:t>
       </w:r>
       <w:r>
-        <w:t xml:space="preserve">Pseudonymisiert wird der Text.</w:t>
-      </w:r>
-      <w:r>
-        <w:t xml:space="preserve"> </w:t>
-      </w:r>
-      <w:r>
-        <w:t xml:space="preserve">Exporte als REFI-QDA (</w:t>
+        <w:t xml:space="preserve">Pseudonymisiert wird der Text</w:t>
+      </w:r>
+      <w:r>
+        <w:t xml:space="preserve"> </w:t>
+      </w:r>
+      <w:r>
+        <w:t xml:space="preserve">der Endfassung.</w:t>
+      </w:r>
+      <w:r>
+        <w:t xml:space="preserve"> </w:t>
+      </w:r>
+      <w:r>
+        <w:rPr>
+          <w:rStyle w:val="VerbatimChar"/>
+        </w:rPr>
+        <w:t xml:space="preserve">ausgang.json</w:t>
+      </w:r>
+      <w:r>
+        <w:t xml:space="preserve"> </w:t>
+      </w:r>
+      <w:r>
+        <w:t xml:space="preserve">und</w:t>
+      </w:r>
+      <w:r>
+        <w:t xml:space="preserve"> </w:t>
+      </w:r>
+      <w:r>
+        <w:rPr>
+          <w:rStyle w:val="VerbatimChar"/>
+        </w:rPr>
+        <w:t xml:space="preserve">history/</w:t>
+      </w:r>
+      <w:r>
+        <w:t xml:space="preserve"> </w:t>
+      </w:r>
+      <w:r>
+        <w:t xml:space="preserve">enthalten den Wortlaut</w:t>
+      </w:r>
+      <w:r>
+        <w:t xml:space="preserve"> </w:t>
+      </w:r>
+      <w:r>
+        <w:t xml:space="preserve">vor einer Pseudonymisierung, die Aufnahme Stimme und Klarnamen.</w:t>
+      </w:r>
+    </w:p>
+    <w:p>
+      <w:pPr>
+        <w:pStyle w:val="Compact"/>
+        <w:numPr>
+          <w:ilvl w:val="0"/>
+          <w:numId w:val="1003"/>
+        </w:numPr>
+      </w:pPr>
+      <w:r>
+        <w:rPr>
+          <w:b/>
+          <w:bCs/>
+        </w:rPr>
+        <w:t xml:space="preserve">Was Exporte enthalten.</w:t>
+      </w:r>
+      <w:r>
+        <w:t xml:space="preserve"> </w:t>
+      </w:r>
+      <w:r>
+        <w:t xml:space="preserve">Alle Textformate (VTT, CSV, TXT, Markdown,</w:t>
+      </w:r>
+      <w:r>
+        <w:t xml:space="preserve"> </w:t>
+      </w:r>
+      <w:r>
+        <w:t xml:space="preserve">Word): Wortlaut, Sprechernamen, Zeitmarken; CSV, Markdown und Word</w:t>
+      </w:r>
+      <w:r>
+        <w:t xml:space="preserve"> </w:t>
+      </w:r>
+      <w:r>
+        <w:t xml:space="preserve">zusätzlich die Memos; Markdown und Word bei Zotero-Verknüpfung einen</w:t>
+      </w:r>
+      <w:r>
+        <w:t xml:space="preserve"> </w:t>
+      </w:r>
+      <w:r>
+        <w:t xml:space="preserve">Kopf mit Titel, Datum, Citekey und den Personen, deren Rollen gewählt</w:t>
+      </w:r>
+      <w:r>
+        <w:t xml:space="preserve"> </w:t>
+      </w:r>
+      <w:r>
+        <w:t xml:space="preserve">wurden. REFI-QDA (</w:t>
       </w:r>
       <w:r>
         <w:rPr>
@@ -912,7 +1203,13 @@
         <w:t xml:space="preserve">.qdpx.zip</w:t>
       </w:r>
       <w:r>
-        <w:t xml:space="preserve">) und enrich-Dossier (</w:t>
+        <w:t xml:space="preserve">): Text, Memos und die Tonaufnahme, also</w:t>
+      </w:r>
+      <w:r>
+        <w:t xml:space="preserve"> </w:t>
+      </w:r>
+      <w:r>
+        <w:t xml:space="preserve">die Stimme; auf Wunsch die Videodatei. enrich-Dossier (</w:t>
       </w:r>
       <w:r>
         <w:rPr>
@@ -921,25 +1218,31 @@
         <w:t xml:space="preserve">.enrich</w:t>
       </w:r>
       <w:r>
-        <w:t xml:space="preserve">)</w:t>
-      </w:r>
-      <w:r>
-        <w:t xml:space="preserve"> </w:t>
-      </w:r>
-      <w:r>
-        <w:t xml:space="preserve">enthalten die Audiodatei mit Stimme und Klarnamen; WebVTT, CSV und</w:t>
-      </w:r>
-      <w:r>
-        <w:t xml:space="preserve"> </w:t>
-      </w:r>
-      <w:r>
-        <w:t xml:space="preserve">Text enthalten nur den Text. Wer nur pseudonymisierte Daten weitergeben</w:t>
-      </w:r>
-      <w:r>
-        <w:t xml:space="preserve"> </w:t>
-      </w:r>
-      <w:r>
-        <w:t xml:space="preserve">will, gibt ein Textformat weiter.</w:t>
+        <w:t xml:space="preserve">):</w:t>
+      </w:r>
+      <w:r>
+        <w:t xml:space="preserve"> </w:t>
+      </w:r>
+      <w:r>
+        <w:t xml:space="preserve">Text, Tonaufnahme als MP3, Journal (Kennung der Installation,</w:t>
+      </w:r>
+      <w:r>
+        <w:t xml:space="preserve"> </w:t>
+      </w:r>
+      <w:r>
+        <w:t xml:space="preserve">freiwillig E-Mail), Zotero-Angaben; keine Memos. Wer nur</w:t>
+      </w:r>
+      <w:r>
+        <w:t xml:space="preserve"> </w:t>
+      </w:r>
+      <w:r>
+        <w:t xml:space="preserve">pseudonymisierte Daten weitergeben will, gibt ein Textformat weiter</w:t>
+      </w:r>
+      <w:r>
+        <w:t xml:space="preserve"> </w:t>
+      </w:r>
+      <w:r>
+        <w:t xml:space="preserve">und prüft Memos und Kopf.</w:t>
       </w:r>
     </w:p>
     <w:bookmarkEnd w:id="15"/>
@@ -957,37 +1260,37 @@
         <w:pStyle w:val="BlockText"/>
       </w:pPr>
       <w:r>
-        <w:t xml:space="preserve">Die Aufnahmen wurden mit ResearchTranscript 0.4.0 (B/IAS Basel,</w:t>
-      </w:r>
-      <w:r>
-        <w:t xml:space="preserve"> </w:t>
-      </w:r>
-      <w:r>
-        <w:t xml:space="preserve">AGPL-3.0; Spracherkennung whisper.cpp mit dem Modell large-v3-turbo,</w:t>
-      </w:r>
-      <w:r>
-        <w:t xml:space="preserve"> </w:t>
-      </w:r>
-      <w:r>
-        <w:t xml:space="preserve">Sprechertrennung mit pyannote community-1-TDNN) vollständig lokal auf</w:t>
-      </w:r>
-      <w:r>
-        <w:t xml:space="preserve"> </w:t>
-      </w:r>
-      <w:r>
-        <w:t xml:space="preserve">einem Rechner der Forschungsgruppe transkribiert, ohne Übermittlung an</w:t>
-      </w:r>
-      <w:r>
-        <w:t xml:space="preserve"> </w:t>
-      </w:r>
-      <w:r>
-        <w:t xml:space="preserve">externe Dienste. Die Rohtranskripte wurden anschliessend gegen die</w:t>
-      </w:r>
-      <w:r>
-        <w:t xml:space="preserve"> </w:t>
-      </w:r>
-      <w:r>
-        <w:t xml:space="preserve">Aufnahme korrigiert und pseudonymisiert.</w:t>
+        <w:t xml:space="preserve">Die Aufnahmen wurden mit ResearchTranscript 0.6.0 (B/IAS Basel,</w:t>
+      </w:r>
+      <w:r>
+        <w:t xml:space="preserve"> </w:t>
+      </w:r>
+      <w:r>
+        <w:t xml:space="preserve">AGPL-3.0-or-later; Spracherkennung whisper.cpp mit dem Modell</w:t>
+      </w:r>
+      <w:r>
+        <w:t xml:space="preserve"> </w:t>
+      </w:r>
+      <w:r>
+        <w:t xml:space="preserve">large-v3-turbo, Sprechertrennung SpeakerKit mit pyannote-Modellen)</w:t>
+      </w:r>
+      <w:r>
+        <w:t xml:space="preserve"> </w:t>
+      </w:r>
+      <w:r>
+        <w:t xml:space="preserve">lokal auf einem Rechner der Forschungsgruppe transkribiert; die App</w:t>
+      </w:r>
+      <w:r>
+        <w:t xml:space="preserve"> </w:t>
+      </w:r>
+      <w:r>
+        <w:t xml:space="preserve">überträgt dabei keine Daten. Die Rohtranskripte wurden anschliessend</w:t>
+      </w:r>
+      <w:r>
+        <w:t xml:space="preserve"> </w:t>
+      </w:r>
+      <w:r>
+        <w:t xml:space="preserve">gegen die Aufnahme geprüft, korrigiert und im Text pseudonymisiert.</w:t>
       </w:r>
     </w:p>
     <w:p>

--- a/site/docs/researchtranscript-app-blatt-de.docx
+++ b/site/docs/researchtranscript-app-blatt-de.docx
@@ -34,7 +34,7 @@
         <w:t xml:space="preserve"> </w:t>
       </w:r>
       <w:r>
-        <w:t xml:space="preserve">2026, Version 0.6.0.</w:t>
+        <w:t xml:space="preserve">2026, Version 0.6.2.</w:t>
       </w:r>
     </w:p>
     <w:p>
@@ -1260,7 +1260,7 @@
         <w:pStyle w:val="BlockText"/>
       </w:pPr>
       <w:r>
-        <w:t xml:space="preserve">Die Aufnahmen wurden mit ResearchTranscript 0.6.0 (B/IAS Basel,</w:t>
+        <w:t xml:space="preserve">Die Aufnahmen wurden mit ResearchTranscript 0.6.2 (B/IAS Basel,</w:t>
       </w:r>
       <w:r>
         <w:t xml:space="preserve"> </w:t>
